--- a/pr-preview/pr-361/estimation-handout-tracked-changes.docx
+++ b/pr-preview/pr-361/estimation-handout-tracked-changes.docx
@@ -16,7 +16,7 @@
       </w:pPr>
       <w:del w:id="1" w:author="PR Preview" w:date="2026-01-01T00:00:00Z">
         <w:r>
-          <w:delText xml:space="preserve">Last modified: 2026-10-19 00:31:45 (PDT)</w:delText>
+          <w:delText xml:space="preserve">Last modified: 2026-10-19 09:39:54 (PDT)</w:delText>
         </w:r>
       </w:del>
     </w:p>
@@ -26,7 +26,7 @@
       </w:pPr>
       <w:ins w:id="2" w:author="PR Preview" w:date="2026-01-01T00:00:00Z">
         <w:r>
-          <w:t xml:space="preserve">Last modified: 2026-10-19 00:33:21 (PDT)</w:t>
+          <w:t xml:space="preserve">Last modified: 2026-10-19 09:40:54 (PDT)</w:t>
         </w:r>
       </w:ins>
     </w:p>
@@ -436,7 +436,7 @@
     </w:p>
     <w:bookmarkEnd w:id="13"/>
     <w:bookmarkEnd w:id="14"/>
-    <w:bookmarkStart w:id="37" w:name="estimands-estimates-and-estimators"/>
+    <w:bookmarkStart w:id="38" w:name="estimands-estimates-and-estimators"/>
     <w:p>
       <w:pPr>
         <w:pStyle w:val="Heading2"/>
@@ -512,12 +512,6 @@
       </w:r>
       <w:r>
         <w:t xml:space="preserve">[4], [5]</w:t>
-      </w:r>
-      <w:r>
-        <w:t xml:space="preserve"> </w:t>
-      </w:r>
-      <w:r>
-        <w:t xml:space="preserve">[6]</w:t>
       </w:r>
       <w:r>
         <w:t xml:space="preserve">.</w:t>
@@ -1092,7 +1086,7 @@
     </w:p>
     <w:bookmarkEnd w:id="24"/>
     <w:bookmarkEnd w:id="25"/>
-    <w:bookmarkStart w:id="35" w:name="estimators"/>
+    <w:bookmarkStart w:id="36" w:name="estimators"/>
     <w:p>
       <w:pPr>
         <w:pStyle w:val="Heading3"/>
@@ -2894,7 +2888,7 @@
       </w:r>
     </w:p>
     <w:bookmarkEnd w:id="32"/>
-    <w:bookmarkStart w:id="33" w:name="def-sampling-distribution"/>
+    <w:bookmarkStart w:id="34" w:name="def-sampling-distribution"/>
     <w:p>
       <w:pPr>
         <w:pStyle w:val="BodyText"/>
@@ -3098,16 +3092,24 @@
         <w:t xml:space="preserve"> </w:t>
       </w:r>
       <w:r>
-        <w:t xml:space="preserve">across all the samples we might have drawn</w:t>
-      </w:r>
-      <w:r>
-        <w:t xml:space="preserve"> </w:t>
-      </w:r>
-      <w:r>
-        <w:t xml:space="preserve">[8]</w:t>
-      </w:r>
-      <w:r>
-        <w:t xml:space="preserve">.</w:t>
+        <w:t xml:space="preserve">across all the</w:t>
+      </w:r>
+      <w:r>
+        <w:t xml:space="preserve"> </w:t>
+      </w:r>
+      <w:hyperlink r:id="rId33">
+        <w:r>
+          <w:rPr>
+            <w:rStyle w:val="Hyperlink"/>
+          </w:rPr>
+          <w:t xml:space="preserve">samples</w:t>
+        </w:r>
+      </w:hyperlink>
+      <w:r>
+        <w:t xml:space="preserve"> </w:t>
+      </w:r>
+      <w:r>
+        <w:t xml:space="preserve">we might have drawn.</w:t>
       </w:r>
     </w:p>
     <w:p>
@@ -3127,8 +3129,8 @@
         <w:t xml:space="preserve">.</w:t>
       </w:r>
     </w:p>
-    <w:bookmarkEnd w:id="33"/>
-    <w:bookmarkStart w:id="34" w:name="exm-sampling-distribution"/>
+    <w:bookmarkEnd w:id="34"/>
+    <w:bookmarkStart w:id="35" w:name="exm-sampling-distribution"/>
     <w:p>
       <w:pPr>
         <w:pStyle w:val="BodyText"/>
@@ -3660,9 +3662,9 @@
         <w:t xml:space="preserve">.</w:t>
       </w:r>
     </w:p>
-    <w:bookmarkEnd w:id="34"/>
     <w:bookmarkEnd w:id="35"/>
-    <w:bookmarkStart w:id="36" w:name="Xa5dc809b86f87b03eae203f77f161040593b6ef"/>
+    <w:bookmarkEnd w:id="36"/>
+    <w:bookmarkStart w:id="37" w:name="Xa5dc809b86f87b03eae203f77f161040593b6ef"/>
     <w:p>
       <w:pPr>
         <w:pStyle w:val="Heading3"/>
@@ -3892,9 +3894,9 @@
         <w:t xml:space="preserve">covers parameter estimation and the method of moments.</w:t>
       </w:r>
     </w:p>
-    <w:bookmarkEnd w:id="36"/>
     <w:bookmarkEnd w:id="37"/>
-    <w:bookmarkStart w:id="106" w:name="sec-est-accuracy"/>
+    <w:bookmarkEnd w:id="38"/>
+    <w:bookmarkStart w:id="108" w:name="sec-est-accuracy"/>
     <w:p>
       <w:pPr>
         <w:pStyle w:val="Heading2"/>
@@ -3903,7 +3905,7 @@
         <w:t xml:space="preserve">3 Accuracy of estimators</w:t>
       </w:r>
     </w:p>
-    <w:bookmarkStart w:id="38" w:name="accuracy"/>
+    <w:bookmarkStart w:id="39" w:name="accuracy"/>
     <w:p>
       <w:pPr>
         <w:pStyle w:val="Heading3"/>
@@ -3945,8 +3947,8 @@
         <w:t xml:space="preserve">and ease of computation is usually secondary.</w:t>
       </w:r>
     </w:p>
-    <w:bookmarkEnd w:id="38"/>
-    <w:bookmarkStart w:id="41" w:name="estimation-error"/>
+    <w:bookmarkEnd w:id="39"/>
+    <w:bookmarkStart w:id="42" w:name="estimation-error"/>
     <w:p>
       <w:pPr>
         <w:pStyle w:val="Heading3"/>
@@ -3955,7 +3957,7 @@
         <w:t xml:space="preserve">3.2 Estimation error</w:t>
       </w:r>
     </w:p>
-    <w:bookmarkStart w:id="39" w:name="def-estimation-error"/>
+    <w:bookmarkStart w:id="40" w:name="def-estimation-error"/>
     <w:p>
       <w:pPr>
         <w:pStyle w:val="FirstParagraph"/>
@@ -4121,8 +4123,8 @@
         </m:oMath>
       </m:oMathPara>
     </w:p>
-    <w:bookmarkEnd w:id="39"/>
-    <w:bookmarkStart w:id="40" w:name="exm-estimation-error"/>
+    <w:bookmarkEnd w:id="40"/>
+    <w:bookmarkStart w:id="41" w:name="exm-estimation-error"/>
     <w:p>
       <w:pPr>
         <w:pStyle w:val="FirstParagraph"/>
@@ -4408,7 +4410,7 @@
         <w:t xml:space="preserve">if we did, we would not need to estimate it.</w:t>
       </w:r>
     </w:p>
-    <w:bookmarkEnd w:id="40"/>
+    <w:bookmarkEnd w:id="41"/>
     <w:p>
       <w:pPr>
         <w:pStyle w:val="BodyText"/>
@@ -4455,8 +4457,8 @@
         <w:t xml:space="preserve">.</w:t>
       </w:r>
     </w:p>
-    <w:bookmarkEnd w:id="41"/>
-    <w:bookmarkStart w:id="43" w:name="residuals"/>
+    <w:bookmarkEnd w:id="42"/>
+    <w:bookmarkStart w:id="44" w:name="residuals"/>
     <w:p>
       <w:pPr>
         <w:pStyle w:val="Heading3"/>
@@ -4481,7 +4483,7 @@
       <w:r>
         <w:t xml:space="preserve"> </w:t>
       </w:r>
-      <w:hyperlink r:id="rId42">
+      <w:hyperlink r:id="rId43">
         <w:r>
           <w:rPr>
             <w:rStyle w:val="Hyperlink"/>
@@ -4530,8 +4532,8 @@
         <w:t xml:space="preserve">.</w:t>
       </w:r>
     </w:p>
-    <w:bookmarkEnd w:id="43"/>
-    <w:bookmarkStart w:id="50" w:name="bias"/>
+    <w:bookmarkEnd w:id="44"/>
+    <w:bookmarkStart w:id="51" w:name="bias"/>
     <w:p>
       <w:pPr>
         <w:pStyle w:val="Heading3"/>
@@ -4540,7 +4542,7 @@
         <w:t xml:space="preserve">3.4 Bias</w:t>
       </w:r>
     </w:p>
-    <w:bookmarkStart w:id="45" w:name="def-bias"/>
+    <w:bookmarkStart w:id="46" w:name="def-bias"/>
     <w:p>
       <w:pPr>
         <w:pStyle w:val="FirstParagraph"/>
@@ -4627,12 +4629,6 @@
         </w:r>
       </w:hyperlink>
       <w:r>
-        <w:t xml:space="preserve"> </w:t>
-      </w:r>
-      <w:r>
-        <w:t xml:space="preserve">[12]</w:t>
-      </w:r>
-      <w:r>
         <w:t xml:space="preserve">:</w:t>
       </w:r>
     </w:p>
@@ -4640,7 +4636,7 @@
       <w:pPr>
         <w:pStyle w:val="BodyText"/>
       </w:pPr>
-      <w:bookmarkStart w:id="44" w:name="eq-bias-def"/>
+      <w:bookmarkStart w:id="45" w:name="eq-bias-def"/>
       <m:oMathPara>
         <m:oMathParaPr>
           <m:jc m:val="center"/>
@@ -4768,7 +4764,7 @@
           </m:r>
         </m:oMath>
       </m:oMathPara>
-      <w:bookmarkEnd w:id="44"/>
+      <w:bookmarkEnd w:id="45"/>
     </w:p>
     <w:p>
       <w:pPr>
@@ -4787,8 +4783,8 @@
         <w:t xml:space="preserve">.</w:t>
       </w:r>
     </w:p>
-    <w:bookmarkEnd w:id="45"/>
-    <w:bookmarkStart w:id="46" w:name="exr-bias-exprs"/>
+    <w:bookmarkEnd w:id="46"/>
+    <w:bookmarkStart w:id="47" w:name="exr-bias-exprs"/>
     <w:p>
       <w:pPr>
         <w:pStyle w:val="BodyText"/>
@@ -4804,7 +4800,7 @@
         <w:t xml:space="preserve"> </w:t>
       </w:r>
       <w:r>
-        <w:t xml:space="preserve">Write the</w:t>
+        <w:t xml:space="preserve">Derive an expression for the</w:t>
       </w:r>
       <w:r>
         <w:t xml:space="preserve"> </w:t>
@@ -4858,8 +4854,19 @@
         <w:t xml:space="preserve"> </w:t>
       </w:r>
       <w:r>
-        <w:t xml:space="preserve">of an estimator</w:t>
-      </w:r>
+        <w:t xml:space="preserve">of an</w:t>
+      </w:r>
+      <w:r>
+        <w:t xml:space="preserve"> </w:t>
+      </w:r>
+      <w:hyperlink w:anchor="def-estimator">
+        <w:r>
+          <w:rPr>
+            <w:rStyle w:val="Hyperlink"/>
+          </w:rPr>
+          <w:t xml:space="preserve">estimator</w:t>
+        </w:r>
+      </w:hyperlink>
       <w:r>
         <w:t xml:space="preserve"> </w:t>
       </w:r>
@@ -4936,8 +4943,8 @@
         <w:t xml:space="preserve">.</w:t>
       </w:r>
     </w:p>
-    <w:bookmarkEnd w:id="46"/>
-    <w:bookmarkStart w:id="47" w:name="sol-bias-exprs"/>
+    <w:bookmarkEnd w:id="47"/>
+    <w:bookmarkStart w:id="48" w:name="sol-bias-exprs"/>
     <w:p>
       <w:pPr>
         <w:pStyle w:val="BodyText"/>
@@ -5314,8 +5321,8 @@
         </m:oMath>
       </m:oMathPara>
     </w:p>
-    <w:bookmarkEnd w:id="47"/>
-    <w:bookmarkStart w:id="48" w:name="thm-bias-exprs"/>
+    <w:bookmarkEnd w:id="48"/>
+    <w:bookmarkStart w:id="49" w:name="thm-bias-exprs"/>
     <w:p>
       <w:pPr>
         <w:pStyle w:val="FirstParagraph"/>
@@ -5419,7 +5426,7 @@
         </m:oMath>
       </m:oMathPara>
     </w:p>
-    <w:bookmarkEnd w:id="48"/>
+    <w:bookmarkEnd w:id="49"/>
     <w:p>
       <w:pPr>
         <w:pStyle w:val="FirstParagraph"/>
@@ -5452,7 +5459,7 @@
         <w:t xml:space="preserve">.</w:t>
       </w:r>
     </w:p>
-    <w:bookmarkStart w:id="49" w:name="exm-bias-sample-mean"/>
+    <w:bookmarkStart w:id="50" w:name="exm-bias-sample-mean"/>
     <w:p>
       <w:pPr>
         <w:pStyle w:val="BodyText"/>
@@ -6068,36 +6075,36 @@
                     </m:rPr>
                     <m:t>E</m:t>
                   </m:r>
+                  <m:r>
+                    <m:t>​</m:t>
+                  </m:r>
+                  <m:d>
+                    <m:dPr>
+                      <m:begChr m:val="["/>
+                      <m:sepChr m:val=""/>
+                      <m:endChr m:val="]"/>
+                      <m:grow/>
+                    </m:dPr>
+                    <m:e>
+                      <m:sSub>
+                        <m:e>
+                          <m:r>
+                            <m:t>X</m:t>
+                          </m:r>
+                        </m:e>
+                        <m:sub>
+                          <m:r>
+                            <m:t>i</m:t>
+                          </m:r>
+                        </m:sub>
+                      </m:sSub>
+                    </m:e>
+                  </m:d>
+                  <m:r>
+                    <m:t>​</m:t>
+                  </m:r>
                 </m:e>
               </m:nary>
-              <m:r>
-                <m:t>​</m:t>
-              </m:r>
-              <m:d>
-                <m:dPr>
-                  <m:begChr m:val="["/>
-                  <m:sepChr m:val=""/>
-                  <m:endChr m:val="]"/>
-                  <m:grow/>
-                </m:dPr>
-                <m:e>
-                  <m:sSub>
-                    <m:e>
-                      <m:r>
-                        <m:t>X</m:t>
-                      </m:r>
-                    </m:e>
-                    <m:sub>
-                      <m:r>
-                        <m:t>i</m:t>
-                      </m:r>
-                    </m:sub>
-                  </m:sSub>
-                </m:e>
-              </m:d>
-              <m:r>
-                <m:t>​</m:t>
-              </m:r>
               <m:r>
                 <m:rPr>
                   <m:sty m:val="p"/>
@@ -6786,9 +6793,9 @@
         <w:t xml:space="preserve">uses only one.</w:t>
       </w:r>
     </w:p>
-    <w:bookmarkEnd w:id="49"/>
     <w:bookmarkEnd w:id="50"/>
-    <w:bookmarkStart w:id="74" w:name="mean-squared-error"/>
+    <w:bookmarkEnd w:id="51"/>
+    <w:bookmarkStart w:id="76" w:name="mean-squared-error"/>
     <w:p>
       <w:pPr>
         <w:pStyle w:val="Heading3"/>
@@ -6797,7 +6804,7 @@
         <w:t xml:space="preserve">3.5 Population mean squared error of an estimator</w:t>
       </w:r>
     </w:p>
-    <w:bookmarkStart w:id="51" w:name="def-mse"/>
+    <w:bookmarkStart w:id="52" w:name="def-mse"/>
     <w:p>
       <w:pPr>
         <w:pStyle w:val="FirstParagraph"/>
@@ -6985,12 +6992,6 @@
         </w:r>
       </w:hyperlink>
       <w:r>
-        <w:t xml:space="preserve"> </w:t>
-      </w:r>
-      <w:r>
-        <w:t xml:space="preserve">[13]</w:t>
-      </w:r>
-      <w:r>
         <w:t xml:space="preserve">:</w:t>
       </w:r>
     </w:p>
@@ -7150,8 +7151,8 @@
         <w:t xml:space="preserve">.</w:t>
       </w:r>
     </w:p>
-    <w:bookmarkEnd w:id="51"/>
-    <w:bookmarkStart w:id="52" w:name="exr-sq-bias-expand"/>
+    <w:bookmarkEnd w:id="52"/>
+    <w:bookmarkStart w:id="53" w:name="exr-sq-bias-expand"/>
     <w:p>
       <w:pPr>
         <w:pStyle w:val="BodyText"/>
@@ -7323,8 +7324,8 @@
         <w:t xml:space="preserve">.</w:t>
       </w:r>
     </w:p>
-    <w:bookmarkEnd w:id="52"/>
-    <w:bookmarkStart w:id="53" w:name="sol-sq-bias-expand"/>
+    <w:bookmarkEnd w:id="53"/>
+    <w:bookmarkStart w:id="54" w:name="sol-sq-bias-expand"/>
     <w:p>
       <w:pPr>
         <w:pStyle w:val="BodyText"/>
@@ -7644,8 +7645,8 @@
         </m:oMath>
       </m:oMathPara>
     </w:p>
-    <w:bookmarkEnd w:id="53"/>
-    <w:bookmarkStart w:id="54" w:name="thm-sq-bias-expand"/>
+    <w:bookmarkEnd w:id="54"/>
+    <w:bookmarkStart w:id="55" w:name="thm-sq-bias-expand"/>
     <w:p>
       <w:pPr>
         <w:pStyle w:val="FirstParagraph"/>
@@ -7913,7 +7914,7 @@
         </m:oMath>
       </m:oMathPara>
     </w:p>
-    <w:bookmarkEnd w:id="54"/>
+    <w:bookmarkEnd w:id="55"/>
     <w:p>
       <w:pPr>
         <w:pStyle w:val="FirstParagraph"/>
@@ -7960,7 +7961,7 @@
         <w:t xml:space="preserve">.</w:t>
       </w:r>
     </w:p>
-    <w:bookmarkStart w:id="55" w:name="exr-bias-sq-plus-var"/>
+    <w:bookmarkStart w:id="56" w:name="exr-bias-sq-plus-var"/>
     <w:p>
       <w:pPr>
         <w:pStyle w:val="BodyText"/>
@@ -8205,8 +8206,8 @@
         <w:t xml:space="preserve">.</w:t>
       </w:r>
     </w:p>
-    <w:bookmarkEnd w:id="55"/>
-    <w:bookmarkStart w:id="59" w:name="sol-bias-sq-plus-var"/>
+    <w:bookmarkEnd w:id="56"/>
+    <w:bookmarkStart w:id="61" w:name="sol-bias-sq-plus-var"/>
     <w:p>
       <w:pPr>
         <w:pStyle w:val="BodyText"/>
@@ -8230,7 +8231,7 @@
       <w:r>
         <w:t xml:space="preserve">(</w:t>
       </w:r>
-      <w:hyperlink r:id="rId56">
+      <w:hyperlink r:id="rId57">
         <w:r>
           <w:rPr>
             <w:rStyle w:val="Hyperlink"/>
@@ -8246,7 +8247,7 @@
       <w:pPr>
         <w:pStyle w:val="BodyText"/>
       </w:pPr>
-      <w:bookmarkStart w:id="57" w:name="eq-bias-sq-plus-var-exr"/>
+      <w:bookmarkStart w:id="58" w:name="eq-bias-sq-plus-var-exr"/>
       <m:oMathPara>
         <m:oMathParaPr>
           <m:jc m:val="center"/>
@@ -8414,14 +8415,323 @@
           </m:r>
         </m:oMath>
       </m:oMathPara>
-      <w:bookmarkEnd w:id="57"/>
+      <w:bookmarkEnd w:id="58"/>
     </w:p>
     <w:p>
       <w:pPr>
         <w:pStyle w:val="FirstParagraph"/>
       </w:pPr>
       <w:r>
-        <w:t xml:space="preserve">Add it to the squared bias from</w:t>
+        <w:t xml:space="preserve">Let the</w:t>
+      </w:r>
+      <w:r>
+        <w:t xml:space="preserve"> </w:t>
+      </w:r>
+      <w:hyperlink r:id="rId59">
+        <w:r>
+          <w:rPr>
+            <w:rStyle w:val="Hyperlink"/>
+          </w:rPr>
+          <w:t xml:space="preserve">population mean</w:t>
+        </w:r>
+      </w:hyperlink>
+      <w:r>
+        <w:t xml:space="preserve"> </w:t>
+      </w:r>
+      <w:r>
+        <w:t xml:space="preserve">of the</w:t>
+      </w:r>
+      <w:r>
+        <w:t xml:space="preserve"> </w:t>
+      </w:r>
+      <w:hyperlink w:anchor="def-estimator">
+        <w:r>
+          <w:rPr>
+            <w:rStyle w:val="Hyperlink"/>
+          </w:rPr>
+          <w:t xml:space="preserve">estimator</w:t>
+        </w:r>
+      </w:hyperlink>
+      <w:r>
+        <w:t xml:space="preserve"> </w:t>
+      </w:r>
+      <m:oMath>
+        <m:acc>
+          <m:accPr>
+            <m:chr m:val="̂"/>
+          </m:accPr>
+          <m:e>
+            <m:r>
+              <m:t>θ</m:t>
+            </m:r>
+          </m:e>
+        </m:acc>
+      </m:oMath>
+      <w:r>
+        <w:t xml:space="preserve"> </w:t>
+      </w:r>
+      <w:r>
+        <w:t xml:space="preserve">be</w:t>
+      </w:r>
+      <w:r>
+        <w:t xml:space="preserve"> </w:t>
+      </w:r>
+      <m:oMath>
+        <m:sSub>
+          <m:e>
+            <m:r>
+              <m:t>μ</m:t>
+            </m:r>
+          </m:e>
+          <m:sub>
+            <m:acc>
+              <m:accPr>
+                <m:chr m:val="̂"/>
+              </m:accPr>
+              <m:e>
+                <m:r>
+                  <m:t>θ</m:t>
+                </m:r>
+              </m:e>
+            </m:acc>
+          </m:sub>
+        </m:sSub>
+        <m:r>
+          <m:rPr>
+            <m:sty m:val="p"/>
+          </m:rPr>
+          <m:t>=</m:t>
+        </m:r>
+        <m:r>
+          <m:rPr>
+            <m:sty m:val="p"/>
+          </m:rPr>
+          <m:t>E</m:t>
+        </m:r>
+        <m:r>
+          <m:t>​</m:t>
+        </m:r>
+        <m:d>
+          <m:dPr>
+            <m:begChr m:val="["/>
+            <m:sepChr m:val=""/>
+            <m:endChr m:val="]"/>
+            <m:grow/>
+          </m:dPr>
+          <m:e>
+            <m:acc>
+              <m:accPr>
+                <m:chr m:val="̂"/>
+              </m:accPr>
+              <m:e>
+                <m:r>
+                  <m:t>θ</m:t>
+                </m:r>
+              </m:e>
+            </m:acc>
+          </m:e>
+        </m:d>
+        <m:r>
+          <m:t>​</m:t>
+        </m:r>
+      </m:oMath>
+      <w:r>
+        <w:t xml:space="preserve">.</w:t>
+      </w:r>
+      <w:r>
+        <w:t xml:space="preserve"> </w:t>
+      </w:r>
+      <w:r>
+        <w:t xml:space="preserve">Then the variance of</w:t>
+      </w:r>
+      <w:r>
+        <w:t xml:space="preserve"> </w:t>
+      </w:r>
+      <m:oMath>
+        <m:acc>
+          <m:accPr>
+            <m:chr m:val="̂"/>
+          </m:accPr>
+          <m:e>
+            <m:r>
+              <m:t>θ</m:t>
+            </m:r>
+          </m:e>
+        </m:acc>
+      </m:oMath>
+      <w:r>
+        <w:t xml:space="preserve"> </w:t>
+      </w:r>
+      <w:r>
+        <w:t xml:space="preserve">is</w:t>
+      </w:r>
+      <w:r>
+        <w:t xml:space="preserve"> </w:t>
+      </w:r>
+      <m:oMath>
+        <m:r>
+          <m:rPr>
+            <m:sty m:val="p"/>
+          </m:rPr>
+          <m:t>E</m:t>
+        </m:r>
+        <m:r>
+          <m:t>​</m:t>
+        </m:r>
+        <m:d>
+          <m:dPr>
+            <m:begChr m:val="["/>
+            <m:sepChr m:val=""/>
+            <m:endChr m:val="]"/>
+            <m:grow/>
+          </m:dPr>
+          <m:e>
+            <m:sSup>
+              <m:e>
+                <m:acc>
+                  <m:accPr>
+                    <m:chr m:val="̂"/>
+                  </m:accPr>
+                  <m:e>
+                    <m:r>
+                      <m:t>θ</m:t>
+                    </m:r>
+                  </m:e>
+                </m:acc>
+              </m:e>
+              <m:sup>
+                <m:r>
+                  <m:t>2</m:t>
+                </m:r>
+              </m:sup>
+            </m:sSup>
+          </m:e>
+        </m:d>
+        <m:r>
+          <m:t>​</m:t>
+        </m:r>
+        <m:r>
+          <m:rPr>
+            <m:sty m:val="p"/>
+          </m:rPr>
+          <m:t>−</m:t>
+        </m:r>
+        <m:sSup>
+          <m:e>
+            <m:r>
+              <m:t>​</m:t>
+            </m:r>
+            <m:d>
+              <m:dPr>
+                <m:begChr m:val="("/>
+                <m:sepChr m:val=""/>
+                <m:endChr m:val=")"/>
+                <m:grow/>
+              </m:dPr>
+              <m:e>
+                <m:sSub>
+                  <m:e>
+                    <m:r>
+                      <m:t>μ</m:t>
+                    </m:r>
+                  </m:e>
+                  <m:sub>
+                    <m:acc>
+                      <m:accPr>
+                        <m:chr m:val="̂"/>
+                      </m:accPr>
+                      <m:e>
+                        <m:r>
+                          <m:t>θ</m:t>
+                        </m:r>
+                      </m:e>
+                    </m:acc>
+                  </m:sub>
+                </m:sSub>
+              </m:e>
+            </m:d>
+            <m:r>
+              <m:t>​</m:t>
+            </m:r>
+          </m:e>
+          <m:sup>
+            <m:r>
+              <m:t>2</m:t>
+            </m:r>
+          </m:sup>
+        </m:sSup>
+      </m:oMath>
+      <w:r>
+        <w:t xml:space="preserve">,</w:t>
+      </w:r>
+      <w:r>
+        <w:t xml:space="preserve"> </w:t>
+      </w:r>
+      <w:r>
+        <w:t xml:space="preserve">and the squared</w:t>
+      </w:r>
+      <w:r>
+        <w:t xml:space="preserve"> </w:t>
+      </w:r>
+      <w:hyperlink w:anchor="def-bias">
+        <w:r>
+          <w:rPr>
+            <w:rStyle w:val="Hyperlink"/>
+          </w:rPr>
+          <w:t xml:space="preserve">bias</w:t>
+        </w:r>
+      </w:hyperlink>
+      <w:r>
+        <w:t xml:space="preserve"> </w:t>
+      </w:r>
+      <w:r>
+        <w:t xml:space="preserve">of</w:t>
+      </w:r>
+      <w:r>
+        <w:t xml:space="preserve"> </w:t>
+      </w:r>
+      <m:oMath>
+        <m:acc>
+          <m:accPr>
+            <m:chr m:val="̂"/>
+          </m:accPr>
+          <m:e>
+            <m:r>
+              <m:t>θ</m:t>
+            </m:r>
+          </m:e>
+        </m:acc>
+      </m:oMath>
+      <w:r>
+        <w:t xml:space="preserve"> </w:t>
+      </w:r>
+      <w:r>
+        <w:t xml:space="preserve">for the</w:t>
+      </w:r>
+      <w:r>
+        <w:t xml:space="preserve"> </w:t>
+      </w:r>
+      <w:hyperlink w:anchor="def-estimand">
+        <w:r>
+          <w:rPr>
+            <w:rStyle w:val="Hyperlink"/>
+          </w:rPr>
+          <w:t xml:space="preserve">estimand</w:t>
+        </w:r>
+      </w:hyperlink>
+      <w:r>
+        <w:t xml:space="preserve"> </w:t>
+      </w:r>
+      <m:oMath>
+        <m:r>
+          <m:t>θ</m:t>
+        </m:r>
+      </m:oMath>
+      <w:r>
+        <w:t xml:space="preserve"> </w:t>
+      </w:r>
+      <w:r>
+        <w:t xml:space="preserve">from</w:t>
       </w:r>
       <w:r>
         <w:t xml:space="preserve"> </w:t>
@@ -8438,14 +8748,121 @@
         <w:t xml:space="preserve"> </w:t>
       </w:r>
       <w:r>
-        <w:t xml:space="preserve">and simplify:</w:t>
+        <w:t xml:space="preserve">is</w:t>
+      </w:r>
+      <w:r>
+        <w:t xml:space="preserve"> </w:t>
+      </w:r>
+      <m:oMath>
+        <m:sSup>
+          <m:e>
+            <m:r>
+              <m:t>​</m:t>
+            </m:r>
+            <m:d>
+              <m:dPr>
+                <m:begChr m:val="("/>
+                <m:sepChr m:val=""/>
+                <m:endChr m:val=")"/>
+                <m:grow/>
+              </m:dPr>
+              <m:e>
+                <m:sSub>
+                  <m:e>
+                    <m:r>
+                      <m:t>μ</m:t>
+                    </m:r>
+                  </m:e>
+                  <m:sub>
+                    <m:acc>
+                      <m:accPr>
+                        <m:chr m:val="̂"/>
+                      </m:accPr>
+                      <m:e>
+                        <m:r>
+                          <m:t>θ</m:t>
+                        </m:r>
+                      </m:e>
+                    </m:acc>
+                  </m:sub>
+                </m:sSub>
+              </m:e>
+            </m:d>
+            <m:r>
+              <m:t>​</m:t>
+            </m:r>
+          </m:e>
+          <m:sup>
+            <m:r>
+              <m:t>2</m:t>
+            </m:r>
+          </m:sup>
+        </m:sSup>
+        <m:r>
+          <m:rPr>
+            <m:sty m:val="p"/>
+          </m:rPr>
+          <m:t>−</m:t>
+        </m:r>
+        <m:r>
+          <m:t>2</m:t>
+        </m:r>
+        <m:sSub>
+          <m:e>
+            <m:r>
+              <m:t>μ</m:t>
+            </m:r>
+          </m:e>
+          <m:sub>
+            <m:acc>
+              <m:accPr>
+                <m:chr m:val="̂"/>
+              </m:accPr>
+              <m:e>
+                <m:r>
+                  <m:t>θ</m:t>
+                </m:r>
+              </m:e>
+            </m:acc>
+          </m:sub>
+        </m:sSub>
+        <m:r>
+          <m:t>θ</m:t>
+        </m:r>
+        <m:r>
+          <m:rPr>
+            <m:sty m:val="p"/>
+          </m:rPr>
+          <m:t>+</m:t>
+        </m:r>
+        <m:sSup>
+          <m:e>
+            <m:r>
+              <m:t>θ</m:t>
+            </m:r>
+          </m:e>
+          <m:sup>
+            <m:r>
+              <m:t>2</m:t>
+            </m:r>
+          </m:sup>
+        </m:sSup>
+      </m:oMath>
+      <w:r>
+        <w:t xml:space="preserve">.</w:t>
+      </w:r>
+      <w:r>
+        <w:t xml:space="preserve"> </w:t>
+      </w:r>
+      <w:r>
+        <w:t xml:space="preserve">Add them and simplify:</w:t>
       </w:r>
     </w:p>
     <w:p>
       <w:pPr>
         <w:pStyle w:val="BodyText"/>
       </w:pPr>
-      <w:bookmarkStart w:id="58" w:name="eq-bias-sq-plus-var-exr-2"/>
+      <w:bookmarkStart w:id="60" w:name="eq-bias-sq-plus-var-exr-2"/>
       <m:oMathPara>
         <m:oMathParaPr>
           <m:jc m:val="center"/>
@@ -8570,23 +8987,13 @@
                       <m:grow/>
                     </m:dPr>
                     <m:e>
-                      <m:r>
-                        <m:rPr>
-                          <m:sty m:val="p"/>
-                        </m:rPr>
-                        <m:t>E</m:t>
-                      </m:r>
-                      <m:r>
-                        <m:t>​</m:t>
-                      </m:r>
-                      <m:d>
-                        <m:dPr>
-                          <m:begChr m:val="["/>
-                          <m:sepChr m:val=""/>
-                          <m:endChr m:val="]"/>
-                          <m:grow/>
-                        </m:dPr>
+                      <m:sSub>
                         <m:e>
+                          <m:r>
+                            <m:t>μ</m:t>
+                          </m:r>
+                        </m:e>
+                        <m:sub>
                           <m:acc>
                             <m:accPr>
                               <m:chr m:val="̂"/>
@@ -8597,11 +9004,8 @@
                               </m:r>
                             </m:e>
                           </m:acc>
-                        </m:e>
-                      </m:d>
-                      <m:r>
-                        <m:t>​</m:t>
-                      </m:r>
+                        </m:sub>
+                      </m:sSub>
                     </m:e>
                   </m:d>
                   <m:r>
@@ -8623,23 +9027,13 @@
               <m:r>
                 <m:t>2</m:t>
               </m:r>
-              <m:r>
-                <m:rPr>
-                  <m:sty m:val="p"/>
-                </m:rPr>
-                <m:t>E</m:t>
-              </m:r>
-              <m:r>
-                <m:t>​</m:t>
-              </m:r>
-              <m:d>
-                <m:dPr>
-                  <m:begChr m:val="["/>
-                  <m:sepChr m:val=""/>
-                  <m:endChr m:val="]"/>
-                  <m:grow/>
-                </m:dPr>
+              <m:sSub>
                 <m:e>
+                  <m:r>
+                    <m:t>μ</m:t>
+                  </m:r>
+                </m:e>
+                <m:sub>
                   <m:acc>
                     <m:accPr>
                       <m:chr m:val="̂"/>
@@ -8650,11 +9044,8 @@
                       </m:r>
                     </m:e>
                   </m:acc>
-                </m:e>
-              </m:d>
-              <m:r>
-                <m:t>​</m:t>
-              </m:r>
+                </m:sub>
+              </m:sSub>
               <m:r>
                 <m:t>θ</m:t>
               </m:r>
@@ -8751,23 +9142,13 @@
                       <m:grow/>
                     </m:dPr>
                     <m:e>
-                      <m:r>
-                        <m:rPr>
-                          <m:sty m:val="p"/>
-                        </m:rPr>
-                        <m:t>E</m:t>
-                      </m:r>
-                      <m:r>
-                        <m:t>​</m:t>
-                      </m:r>
-                      <m:d>
-                        <m:dPr>
-                          <m:begChr m:val="["/>
-                          <m:sepChr m:val=""/>
-                          <m:endChr m:val="]"/>
-                          <m:grow/>
-                        </m:dPr>
+                      <m:sSub>
                         <m:e>
+                          <m:r>
+                            <m:t>μ</m:t>
+                          </m:r>
+                        </m:e>
+                        <m:sub>
                           <m:acc>
                             <m:accPr>
                               <m:chr m:val="̂"/>
@@ -8778,11 +9159,8 @@
                               </m:r>
                             </m:e>
                           </m:acc>
-                        </m:e>
-                      </m:d>
-                      <m:r>
-                        <m:t>​</m:t>
-                      </m:r>
+                        </m:sub>
+                      </m:sSub>
                     </m:e>
                   </m:d>
                   <m:r>
@@ -8804,23 +9182,13 @@
               <m:r>
                 <m:t>2</m:t>
               </m:r>
-              <m:r>
-                <m:rPr>
-                  <m:sty m:val="p"/>
-                </m:rPr>
-                <m:t>E</m:t>
-              </m:r>
-              <m:r>
-                <m:t>​</m:t>
-              </m:r>
-              <m:d>
-                <m:dPr>
-                  <m:begChr m:val="["/>
-                  <m:sepChr m:val=""/>
-                  <m:endChr m:val="]"/>
-                  <m:grow/>
-                </m:dPr>
+              <m:sSub>
                 <m:e>
+                  <m:r>
+                    <m:t>μ</m:t>
+                  </m:r>
+                </m:e>
+                <m:sub>
                   <m:acc>
                     <m:accPr>
                       <m:chr m:val="̂"/>
@@ -8831,11 +9199,8 @@
                       </m:r>
                     </m:e>
                   </m:acc>
-                </m:e>
-              </m:d>
-              <m:r>
-                <m:t>​</m:t>
-              </m:r>
+                </m:sub>
+              </m:sSub>
               <m:r>
                 <m:t>θ</m:t>
               </m:r>
@@ -8923,23 +9288,13 @@
                       <m:grow/>
                     </m:dPr>
                     <m:e>
-                      <m:r>
-                        <m:rPr>
-                          <m:sty m:val="p"/>
-                        </m:rPr>
-                        <m:t>E</m:t>
-                      </m:r>
-                      <m:r>
-                        <m:t>​</m:t>
-                      </m:r>
-                      <m:d>
-                        <m:dPr>
-                          <m:begChr m:val="["/>
-                          <m:sepChr m:val=""/>
-                          <m:endChr m:val="]"/>
-                          <m:grow/>
-                        </m:dPr>
+                      <m:sSub>
                         <m:e>
+                          <m:r>
+                            <m:t>μ</m:t>
+                          </m:r>
+                        </m:e>
+                        <m:sub>
                           <m:acc>
                             <m:accPr>
                               <m:chr m:val="̂"/>
@@ -8950,11 +9305,8 @@
                               </m:r>
                             </m:e>
                           </m:acc>
-                        </m:e>
-                      </m:d>
-                      <m:r>
-                        <m:t>​</m:t>
-                      </m:r>
+                        </m:sub>
+                      </m:sSub>
                     </m:e>
                   </m:d>
                   <m:r>
@@ -9041,23 +9393,13 @@
               <m:r>
                 <m:t>2</m:t>
               </m:r>
-              <m:r>
-                <m:rPr>
-                  <m:sty m:val="p"/>
-                </m:rPr>
-                <m:t>E</m:t>
-              </m:r>
-              <m:r>
-                <m:t>​</m:t>
-              </m:r>
-              <m:d>
-                <m:dPr>
-                  <m:begChr m:val="["/>
-                  <m:sepChr m:val=""/>
-                  <m:endChr m:val="]"/>
-                  <m:grow/>
-                </m:dPr>
+              <m:sSub>
                 <m:e>
+                  <m:r>
+                    <m:t>μ</m:t>
+                  </m:r>
+                </m:e>
+                <m:sub>
                   <m:acc>
                     <m:accPr>
                       <m:chr m:val="̂"/>
@@ -9068,11 +9410,8 @@
                       </m:r>
                     </m:e>
                   </m:acc>
-                </m:e>
-              </m:d>
-              <m:r>
-                <m:t>​</m:t>
-              </m:r>
+                </m:sub>
+              </m:sSub>
               <m:r>
                 <m:t>θ</m:t>
               </m:r>
@@ -9113,23 +9452,13 @@
                       <m:grow/>
                     </m:dPr>
                     <m:e>
-                      <m:r>
-                        <m:rPr>
-                          <m:sty m:val="p"/>
-                        </m:rPr>
-                        <m:t>E</m:t>
-                      </m:r>
-                      <m:r>
-                        <m:t>​</m:t>
-                      </m:r>
-                      <m:d>
-                        <m:dPr>
-                          <m:begChr m:val="["/>
-                          <m:sepChr m:val=""/>
-                          <m:endChr m:val="]"/>
-                          <m:grow/>
-                        </m:dPr>
+                      <m:sSub>
                         <m:e>
+                          <m:r>
+                            <m:t>μ</m:t>
+                          </m:r>
+                        </m:e>
+                        <m:sub>
                           <m:acc>
                             <m:accPr>
                               <m:chr m:val="̂"/>
@@ -9140,11 +9469,8 @@
                               </m:r>
                             </m:e>
                           </m:acc>
-                        </m:e>
-                      </m:d>
-                      <m:r>
-                        <m:t>​</m:t>
-                      </m:r>
+                        </m:sub>
+                      </m:sSub>
                     </m:e>
                   </m:d>
                   <m:r>
@@ -9176,23 +9502,13 @@
                       <m:grow/>
                     </m:dPr>
                     <m:e>
-                      <m:r>
-                        <m:rPr>
-                          <m:sty m:val="p"/>
-                        </m:rPr>
-                        <m:t>E</m:t>
-                      </m:r>
-                      <m:r>
-                        <m:t>​</m:t>
-                      </m:r>
-                      <m:d>
-                        <m:dPr>
-                          <m:begChr m:val="["/>
-                          <m:sepChr m:val=""/>
-                          <m:endChr m:val="]"/>
-                          <m:grow/>
-                        </m:dPr>
+                      <m:sSub>
                         <m:e>
+                          <m:r>
+                            <m:t>μ</m:t>
+                          </m:r>
+                        </m:e>
+                        <m:sub>
                           <m:acc>
                             <m:accPr>
                               <m:chr m:val="̂"/>
@@ -9203,11 +9519,8 @@
                               </m:r>
                             </m:e>
                           </m:acc>
-                        </m:e>
-                      </m:d>
-                      <m:r>
-                        <m:t>​</m:t>
-                      </m:r>
+                        </m:sub>
+                      </m:sSub>
                     </m:e>
                   </m:d>
                   <m:r>
@@ -9294,23 +9607,13 @@
               <m:r>
                 <m:t>2</m:t>
               </m:r>
-              <m:r>
-                <m:rPr>
-                  <m:sty m:val="p"/>
-                </m:rPr>
-                <m:t>E</m:t>
-              </m:r>
-              <m:r>
-                <m:t>​</m:t>
-              </m:r>
-              <m:d>
-                <m:dPr>
-                  <m:begChr m:val="["/>
-                  <m:sepChr m:val=""/>
-                  <m:endChr m:val="]"/>
-                  <m:grow/>
-                </m:dPr>
+              <m:sSub>
                 <m:e>
+                  <m:r>
+                    <m:t>μ</m:t>
+                  </m:r>
+                </m:e>
+                <m:sub>
                   <m:acc>
                     <m:accPr>
                       <m:chr m:val="̂"/>
@@ -9321,11 +9624,8 @@
                       </m:r>
                     </m:e>
                   </m:acc>
-                </m:e>
-              </m:d>
-              <m:r>
-                <m:t>​</m:t>
-              </m:r>
+                </m:sub>
+              </m:sSub>
               <m:r>
                 <m:t>θ</m:t>
               </m:r>
@@ -9377,23 +9677,13 @@
                           <m:grow/>
                         </m:dPr>
                         <m:e>
-                          <m:r>
-                            <m:rPr>
-                              <m:sty m:val="p"/>
-                            </m:rPr>
-                            <m:t>E</m:t>
-                          </m:r>
-                          <m:r>
-                            <m:t>​</m:t>
-                          </m:r>
-                          <m:d>
-                            <m:dPr>
-                              <m:begChr m:val="["/>
-                              <m:sepChr m:val=""/>
-                              <m:endChr m:val="]"/>
-                              <m:grow/>
-                            </m:dPr>
+                          <m:sSub>
                             <m:e>
+                              <m:r>
+                                <m:t>μ</m:t>
+                              </m:r>
+                            </m:e>
+                            <m:sub>
                               <m:acc>
                                 <m:accPr>
                                   <m:chr m:val="̂"/>
@@ -9404,11 +9694,8 @@
                                   </m:r>
                                 </m:e>
                               </m:acc>
-                            </m:e>
-                          </m:d>
-                          <m:r>
-                            <m:t>​</m:t>
-                          </m:r>
+                            </m:sub>
+                          </m:sSub>
                         </m:e>
                       </m:d>
                       <m:r>
@@ -9440,23 +9727,13 @@
                           <m:grow/>
                         </m:dPr>
                         <m:e>
-                          <m:r>
-                            <m:rPr>
-                              <m:sty m:val="p"/>
-                            </m:rPr>
-                            <m:t>E</m:t>
-                          </m:r>
-                          <m:r>
-                            <m:t>​</m:t>
-                          </m:r>
-                          <m:d>
-                            <m:dPr>
-                              <m:begChr m:val="["/>
-                              <m:sepChr m:val=""/>
-                              <m:endChr m:val="]"/>
-                              <m:grow/>
-                            </m:dPr>
+                          <m:sSub>
                             <m:e>
+                              <m:r>
+                                <m:t>μ</m:t>
+                              </m:r>
+                            </m:e>
+                            <m:sub>
                               <m:acc>
                                 <m:accPr>
                                   <m:chr m:val="̂"/>
@@ -9467,11 +9744,8 @@
                                   </m:r>
                                 </m:e>
                               </m:acc>
-                            </m:e>
-                          </m:d>
-                          <m:r>
-                            <m:t>​</m:t>
-                          </m:r>
+                            </m:sub>
+                          </m:sSub>
                         </m:e>
                       </m:d>
                       <m:r>
@@ -9563,23 +9837,13 @@
               <m:r>
                 <m:t>2</m:t>
               </m:r>
-              <m:r>
-                <m:rPr>
-                  <m:sty m:val="p"/>
-                </m:rPr>
-                <m:t>E</m:t>
-              </m:r>
-              <m:r>
-                <m:t>​</m:t>
-              </m:r>
-              <m:d>
-                <m:dPr>
-                  <m:begChr m:val="["/>
-                  <m:sepChr m:val=""/>
-                  <m:endChr m:val="]"/>
-                  <m:grow/>
-                </m:dPr>
+              <m:sSub>
                 <m:e>
+                  <m:r>
+                    <m:t>μ</m:t>
+                  </m:r>
+                </m:e>
+                <m:sub>
                   <m:acc>
                     <m:accPr>
                       <m:chr m:val="̂"/>
@@ -9590,11 +9854,8 @@
                       </m:r>
                     </m:e>
                   </m:acc>
-                </m:e>
-              </m:d>
-              <m:r>
-                <m:t>​</m:t>
-              </m:r>
+                </m:sub>
+              </m:sSub>
               <m:r>
                 <m:t>θ</m:t>
               </m:r>
@@ -9727,23 +9988,13 @@
               <m:r>
                 <m:t>2</m:t>
               </m:r>
-              <m:r>
-                <m:rPr>
-                  <m:sty m:val="p"/>
-                </m:rPr>
-                <m:t>E</m:t>
-              </m:r>
-              <m:r>
-                <m:t>​</m:t>
-              </m:r>
-              <m:d>
-                <m:dPr>
-                  <m:begChr m:val="["/>
-                  <m:sepChr m:val=""/>
-                  <m:endChr m:val="]"/>
-                  <m:grow/>
-                </m:dPr>
+              <m:sSub>
                 <m:e>
+                  <m:r>
+                    <m:t>μ</m:t>
+                  </m:r>
+                </m:e>
+                <m:sub>
                   <m:acc>
                     <m:accPr>
                       <m:chr m:val="̂"/>
@@ -9754,11 +10005,8 @@
                       </m:r>
                     </m:e>
                   </m:acc>
-                </m:e>
-              </m:d>
-              <m:r>
-                <m:t>​</m:t>
-              </m:r>
+                </m:sub>
+              </m:sSub>
               <m:r>
                 <m:t>θ</m:t>
               </m:r>
@@ -9843,10 +10091,10 @@
           </m:r>
         </m:oMath>
       </m:oMathPara>
-      <w:bookmarkEnd w:id="58"/>
+      <w:bookmarkEnd w:id="60"/>
     </w:p>
-    <w:bookmarkEnd w:id="59"/>
-    <w:bookmarkStart w:id="60" w:name="thm-bias-sq-plus-var"/>
+    <w:bookmarkEnd w:id="61"/>
+    <w:bookmarkStart w:id="62" w:name="thm-bias-sq-plus-var"/>
     <w:p>
       <w:pPr>
         <w:pStyle w:val="FirstParagraph"/>
@@ -10119,7 +10367,7 @@
         </m:oMath>
       </m:oMathPara>
     </w:p>
-    <w:bookmarkEnd w:id="60"/>
+    <w:bookmarkEnd w:id="62"/>
     <w:p>
       <w:pPr>
         <w:pStyle w:val="FirstParagraph"/>
@@ -10186,7 +10434,7 @@
         <w:t xml:space="preserve">.</w:t>
       </w:r>
     </w:p>
-    <w:bookmarkStart w:id="61" w:name="exr-mse-expand"/>
+    <w:bookmarkStart w:id="63" w:name="exr-mse-expand"/>
     <w:p>
       <w:pPr>
         <w:pStyle w:val="BodyText"/>
@@ -10202,7 +10450,7 @@
         <w:t xml:space="preserve"> </w:t>
       </w:r>
       <w:r>
-        <w:t xml:space="preserve">Write the</w:t>
+        <w:t xml:space="preserve">Derive an expression for the</w:t>
       </w:r>
       <w:r>
         <w:t xml:space="preserve"> </w:t>
@@ -10359,8 +10607,8 @@
         <w:t xml:space="preserve">.</w:t>
       </w:r>
     </w:p>
-    <w:bookmarkEnd w:id="61"/>
-    <w:bookmarkStart w:id="62" w:name="sol-mse-expand"/>
+    <w:bookmarkEnd w:id="63"/>
+    <w:bookmarkStart w:id="64" w:name="sol-mse-expand"/>
     <w:p>
       <w:pPr>
         <w:pStyle w:val="BodyText"/>
@@ -11164,8 +11412,8 @@
         </m:oMath>
       </m:oMathPara>
     </w:p>
-    <w:bookmarkEnd w:id="62"/>
-    <w:bookmarkStart w:id="63" w:name="thm-mse-expand"/>
+    <w:bookmarkEnd w:id="64"/>
+    <w:bookmarkStart w:id="65" w:name="thm-mse-expand"/>
     <w:p>
       <w:pPr>
         <w:pStyle w:val="FirstParagraph"/>
@@ -11392,7 +11640,7 @@
         </m:oMath>
       </m:oMathPara>
     </w:p>
-    <w:bookmarkEnd w:id="63"/>
+    <w:bookmarkEnd w:id="65"/>
     <w:p>
       <w:pPr>
         <w:pStyle w:val="FirstParagraph"/>
@@ -11439,7 +11687,7 @@
         <w:t xml:space="preserve">.</w:t>
       </w:r>
     </w:p>
-    <w:bookmarkStart w:id="65" w:name="thm-mse-bias-variance"/>
+    <w:bookmarkStart w:id="67" w:name="thm-mse-bias-variance"/>
     <w:p>
       <w:pPr>
         <w:pStyle w:val="BodyText"/>
@@ -11480,7 +11728,7 @@
       <w:pPr>
         <w:pStyle w:val="BodyText"/>
       </w:pPr>
-      <w:bookmarkStart w:id="64" w:name="eq-mse"/>
+      <w:bookmarkStart w:id="66" w:name="eq-mse"/>
       <m:oMathPara>
         <m:oMathParaPr>
           <m:jc m:val="center"/>
@@ -11639,9 +11887,9 @@
           </m:r>
         </m:oMath>
       </m:oMathPara>
-      <w:bookmarkEnd w:id="64"/>
+      <w:bookmarkEnd w:id="66"/>
     </w:p>
-    <w:bookmarkEnd w:id="65"/>
+    <w:bookmarkEnd w:id="67"/>
     <w:p>
       <w:pPr>
         <w:pStyle w:val="FirstParagraph"/>
@@ -11957,7 +12205,7 @@
         <w:t xml:space="preserve">so they are equal to each other.</w:t>
       </w:r>
     </w:p>
-    <w:bookmarkStart w:id="68" w:name="rem-mse-bias-variance-prediction"/>
+    <w:bookmarkStart w:id="70" w:name="rem-mse-bias-variance-prediction"/>
     <w:p>
       <w:pPr>
         <w:pStyle w:val="BodyText"/>
@@ -12077,7 +12325,7 @@
       <w:r>
         <w:t xml:space="preserve"> </w:t>
       </w:r>
-      <w:hyperlink r:id="rId66">
+      <w:hyperlink r:id="rId68">
         <w:r>
           <w:rPr>
             <w:rStyle w:val="Hyperlink"/>
@@ -12100,7 +12348,7 @@
       <w:r>
         <w:t xml:space="preserve"> </w:t>
       </w:r>
-      <w:hyperlink r:id="rId67">
+      <w:hyperlink r:id="rId69">
         <w:r>
           <w:rPr>
             <w:rStyle w:val="Hyperlink"/>
@@ -12121,8 +12369,8 @@
         <w:t xml:space="preserve">No choice of prediction can remove the extra term.</w:t>
       </w:r>
     </w:p>
-    <w:bookmarkEnd w:id="68"/>
-    <w:bookmarkStart w:id="70" w:name="exm-mse-sample-mean"/>
+    <w:bookmarkEnd w:id="70"/>
+    <w:bookmarkStart w:id="72" w:name="exm-mse-sample-mean"/>
     <w:p>
       <w:pPr>
         <w:pStyle w:val="FirstParagraph"/>
@@ -13058,36 +13306,36 @@
                     </m:rPr>
                     <m:t>Var</m:t>
                   </m:r>
+                  <m:r>
+                    <m:t>​</m:t>
+                  </m:r>
+                  <m:d>
+                    <m:dPr>
+                      <m:begChr m:val="("/>
+                      <m:sepChr m:val=""/>
+                      <m:endChr m:val=")"/>
+                      <m:grow/>
+                    </m:dPr>
+                    <m:e>
+                      <m:sSub>
+                        <m:e>
+                          <m:r>
+                            <m:t>X</m:t>
+                          </m:r>
+                        </m:e>
+                        <m:sub>
+                          <m:r>
+                            <m:t>i</m:t>
+                          </m:r>
+                        </m:sub>
+                      </m:sSub>
+                    </m:e>
+                  </m:d>
+                  <m:r>
+                    <m:t>​</m:t>
+                  </m:r>
                 </m:e>
               </m:nary>
-              <m:r>
-                <m:t>​</m:t>
-              </m:r>
-              <m:d>
-                <m:dPr>
-                  <m:begChr m:val="("/>
-                  <m:sepChr m:val=""/>
-                  <m:endChr m:val=")"/>
-                  <m:grow/>
-                </m:dPr>
-                <m:e>
-                  <m:sSub>
-                    <m:e>
-                      <m:r>
-                        <m:t>X</m:t>
-                      </m:r>
-                    </m:e>
-                    <m:sub>
-                      <m:r>
-                        <m:t>i</m:t>
-                      </m:r>
-                    </m:sub>
-                  </m:sSub>
-                </m:e>
-              </m:d>
-              <m:r>
-                <m:t>​</m:t>
-              </m:r>
               <m:r>
                 <m:t>&amp;</m:t>
               </m:r>
@@ -13488,36 +13736,36 @@
               </m:rPr>
               <m:t>Var</m:t>
             </m:r>
+            <m:r>
+              <m:t>​</m:t>
+            </m:r>
+            <m:d>
+              <m:dPr>
+                <m:begChr m:val="("/>
+                <m:sepChr m:val=""/>
+                <m:endChr m:val=")"/>
+                <m:grow/>
+              </m:dPr>
+              <m:e>
+                <m:sSub>
+                  <m:e>
+                    <m:r>
+                      <m:t>X</m:t>
+                    </m:r>
+                  </m:e>
+                  <m:sub>
+                    <m:r>
+                      <m:t>i</m:t>
+                    </m:r>
+                  </m:sub>
+                </m:sSub>
+              </m:e>
+            </m:d>
+            <m:r>
+              <m:t>​</m:t>
+            </m:r>
           </m:e>
         </m:nary>
-        <m:r>
-          <m:t>​</m:t>
-        </m:r>
-        <m:d>
-          <m:dPr>
-            <m:begChr m:val="("/>
-            <m:sepChr m:val=""/>
-            <m:endChr m:val=")"/>
-            <m:grow/>
-          </m:dPr>
-          <m:e>
-            <m:sSub>
-              <m:e>
-                <m:r>
-                  <m:t>X</m:t>
-                </m:r>
-              </m:e>
-              <m:sub>
-                <m:r>
-                  <m:t>i</m:t>
-                </m:r>
-              </m:sub>
-            </m:sSub>
-          </m:e>
-        </m:d>
-        <m:r>
-          <m:t>​</m:t>
-        </m:r>
       </m:oMath>
       <w:r>
         <w:t xml:space="preserve"> </w:t>
@@ -13534,7 +13782,7 @@
       <w:r>
         <w:t xml:space="preserve"> </w:t>
       </w:r>
-      <w:hyperlink r:id="rId69">
+      <w:hyperlink r:id="rId71">
         <w:r>
           <w:rPr>
             <w:rStyle w:val="Hyperlink"/>
@@ -13832,8 +14080,8 @@
         <w:t xml:space="preserve">’s.</w:t>
       </w:r>
     </w:p>
-    <w:bookmarkEnd w:id="70"/>
-    <w:bookmarkStart w:id="71" w:name="def-rmse"/>
+    <w:bookmarkEnd w:id="72"/>
+    <w:bookmarkStart w:id="73" w:name="def-rmse"/>
     <w:p>
       <w:pPr>
         <w:pStyle w:val="BodyText"/>
@@ -14045,8 +14293,8 @@
         <w:t xml:space="preserve">.</w:t>
       </w:r>
     </w:p>
-    <w:bookmarkEnd w:id="71"/>
-    <w:bookmarkStart w:id="72" w:name="exm-rmse-sample-mean"/>
+    <w:bookmarkEnd w:id="73"/>
+    <w:bookmarkStart w:id="74" w:name="exm-rmse-sample-mean"/>
     <w:p>
       <w:pPr>
         <w:pStyle w:val="BodyText"/>
@@ -14134,8 +14382,8 @@
         <w:t xml:space="preserve">.</w:t>
       </w:r>
     </w:p>
-    <w:bookmarkEnd w:id="72"/>
-    <w:bookmarkStart w:id="73" w:name="rem-rmse-units"/>
+    <w:bookmarkEnd w:id="74"/>
+    <w:bookmarkStart w:id="75" w:name="rem-rmse-units"/>
     <w:p>
       <w:pPr>
         <w:pStyle w:val="BodyText"/>
@@ -14154,7 +14402,7 @@
         <w:t xml:space="preserve">The pRMSE has the same units as the estimand.</w:t>
       </w:r>
     </w:p>
-    <w:bookmarkEnd w:id="73"/>
+    <w:bookmarkEnd w:id="75"/>
     <w:p>
       <w:pPr>
         <w:pStyle w:val="BodyText"/>
@@ -14169,8 +14417,8 @@
         <w:t xml:space="preserve">covers mean squared error.</w:t>
       </w:r>
     </w:p>
-    <w:bookmarkEnd w:id="74"/>
-    <w:bookmarkStart w:id="88" w:name="sec-unbiased-estimators"/>
+    <w:bookmarkEnd w:id="76"/>
+    <w:bookmarkStart w:id="90" w:name="sec-unbiased-estimators"/>
     <w:p>
       <w:pPr>
         <w:pStyle w:val="Heading3"/>
@@ -14179,7 +14427,7 @@
         <w:t xml:space="preserve">3.6 Unbiased estimators</w:t>
       </w:r>
     </w:p>
-    <w:bookmarkStart w:id="75" w:name="def-unbiased"/>
+    <w:bookmarkStart w:id="77" w:name="def-unbiased"/>
     <w:p>
       <w:pPr>
         <w:pStyle w:val="FirstParagraph"/>
@@ -14305,8 +14553,8 @@
         </m:oMath>
       </m:oMathPara>
     </w:p>
-    <w:bookmarkEnd w:id="75"/>
-    <w:bookmarkStart w:id="76" w:name="def-biased"/>
+    <w:bookmarkEnd w:id="77"/>
+    <w:bookmarkStart w:id="78" w:name="def-biased"/>
     <w:p>
       <w:pPr>
         <w:pStyle w:val="FirstParagraph"/>
@@ -14432,8 +14680,8 @@
         </m:oMath>
       </m:oMathPara>
     </w:p>
-    <w:bookmarkEnd w:id="76"/>
-    <w:bookmarkStart w:id="77" w:name="exm-unbiased-sample-mean"/>
+    <w:bookmarkEnd w:id="78"/>
+    <w:bookmarkStart w:id="79" w:name="exm-unbiased-sample-mean"/>
     <w:p>
       <w:pPr>
         <w:pStyle w:val="FirstParagraph"/>
@@ -14647,8 +14895,8 @@
         <w:t xml:space="preserve">.</w:t>
       </w:r>
     </w:p>
-    <w:bookmarkEnd w:id="77"/>
-    <w:bookmarkStart w:id="79" w:name="exm-biased-variance-mle"/>
+    <w:bookmarkEnd w:id="79"/>
+    <w:bookmarkStart w:id="81" w:name="exm-biased-variance-mle"/>
     <w:p>
       <w:pPr>
         <w:pStyle w:val="BodyText"/>
@@ -14826,7 +15074,7 @@
       <w:r>
         <w:t xml:space="preserve"> </w:t>
       </w:r>
-      <w:hyperlink r:id="rId78">
+      <w:hyperlink r:id="rId80">
         <w:r>
           <w:rPr>
             <w:rStyle w:val="Hyperlink"/>
@@ -17374,41 +17622,41 @@
                     </m:rPr>
                     <m:t>E</m:t>
                   </m:r>
+                  <m:r>
+                    <m:t>​</m:t>
+                  </m:r>
+                  <m:d>
+                    <m:dPr>
+                      <m:begChr m:val="["/>
+                      <m:sepChr m:val=""/>
+                      <m:endChr m:val="]"/>
+                      <m:grow/>
+                    </m:dPr>
+                    <m:e>
+                      <m:sSubSup>
+                        <m:e>
+                          <m:r>
+                            <m:t>X</m:t>
+                          </m:r>
+                        </m:e>
+                        <m:sub>
+                          <m:r>
+                            <m:t>i</m:t>
+                          </m:r>
+                        </m:sub>
+                        <m:sup>
+                          <m:r>
+                            <m:t>2</m:t>
+                          </m:r>
+                        </m:sup>
+                      </m:sSubSup>
+                    </m:e>
+                  </m:d>
+                  <m:r>
+                    <m:t>​</m:t>
+                  </m:r>
                 </m:e>
               </m:nary>
-              <m:r>
-                <m:t>​</m:t>
-              </m:r>
-              <m:d>
-                <m:dPr>
-                  <m:begChr m:val="["/>
-                  <m:sepChr m:val=""/>
-                  <m:endChr m:val="]"/>
-                  <m:grow/>
-                </m:dPr>
-                <m:e>
-                  <m:sSubSup>
-                    <m:e>
-                      <m:r>
-                        <m:t>X</m:t>
-                      </m:r>
-                    </m:e>
-                    <m:sub>
-                      <m:r>
-                        <m:t>i</m:t>
-                      </m:r>
-                    </m:sub>
-                    <m:sup>
-                      <m:r>
-                        <m:t>2</m:t>
-                      </m:r>
-                    </m:sup>
-                  </m:sSubSup>
-                </m:e>
-              </m:d>
-              <m:r>
-                <m:t>​</m:t>
-              </m:r>
               <m:r>
                 <m:rPr>
                   <m:sty m:val="p"/>
@@ -17516,41 +17764,41 @@
                     </m:rPr>
                     <m:t>E</m:t>
                   </m:r>
+                  <m:r>
+                    <m:t>​</m:t>
+                  </m:r>
+                  <m:d>
+                    <m:dPr>
+                      <m:begChr m:val="["/>
+                      <m:sepChr m:val=""/>
+                      <m:endChr m:val="]"/>
+                      <m:grow/>
+                    </m:dPr>
+                    <m:e>
+                      <m:sSubSup>
+                        <m:e>
+                          <m:r>
+                            <m:t>X</m:t>
+                          </m:r>
+                        </m:e>
+                        <m:sub>
+                          <m:r>
+                            <m:t>i</m:t>
+                          </m:r>
+                        </m:sub>
+                        <m:sup>
+                          <m:r>
+                            <m:t>2</m:t>
+                          </m:r>
+                        </m:sup>
+                      </m:sSubSup>
+                    </m:e>
+                  </m:d>
+                  <m:r>
+                    <m:t>​</m:t>
+                  </m:r>
                 </m:e>
               </m:nary>
-              <m:r>
-                <m:t>​</m:t>
-              </m:r>
-              <m:d>
-                <m:dPr>
-                  <m:begChr m:val="["/>
-                  <m:sepChr m:val=""/>
-                  <m:endChr m:val="]"/>
-                  <m:grow/>
-                </m:dPr>
-                <m:e>
-                  <m:sSubSup>
-                    <m:e>
-                      <m:r>
-                        <m:t>X</m:t>
-                      </m:r>
-                    </m:e>
-                    <m:sub>
-                      <m:r>
-                        <m:t>i</m:t>
-                      </m:r>
-                    </m:sub>
-                    <m:sup>
-                      <m:r>
-                        <m:t>2</m:t>
-                      </m:r>
-                    </m:sup>
-                  </m:sSubSup>
-                </m:e>
-              </m:d>
-              <m:r>
-                <m:t>​</m:t>
-              </m:r>
               <m:r>
                 <m:rPr>
                   <m:sty m:val="p"/>
@@ -19998,8 +20246,8 @@
         <w:t xml:space="preserve">grows.</w:t>
       </w:r>
     </w:p>
-    <w:bookmarkEnd w:id="79"/>
-    <w:bookmarkStart w:id="80" w:name="exr-unbiased-exp"/>
+    <w:bookmarkEnd w:id="81"/>
+    <w:bookmarkStart w:id="82" w:name="exr-unbiased-exp"/>
     <w:p>
       <w:pPr>
         <w:pStyle w:val="BodyText"/>
@@ -20130,8 +20378,8 @@
         <w:t xml:space="preserve">.</w:t>
       </w:r>
     </w:p>
-    <w:bookmarkEnd w:id="80"/>
-    <w:bookmarkStart w:id="81" w:name="sol-unbiased-exp"/>
+    <w:bookmarkEnd w:id="82"/>
+    <w:bookmarkStart w:id="83" w:name="sol-unbiased-exp"/>
     <w:p>
       <w:pPr>
         <w:pStyle w:val="BodyText"/>
@@ -20356,8 +20604,8 @@
         <w:t xml:space="preserve">.</w:t>
       </w:r>
     </w:p>
-    <w:bookmarkEnd w:id="81"/>
-    <w:bookmarkStart w:id="82" w:name="exr-unbiased-mse"/>
+    <w:bookmarkEnd w:id="83"/>
+    <w:bookmarkStart w:id="84" w:name="exr-unbiased-mse"/>
     <w:p>
       <w:pPr>
         <w:pStyle w:val="BodyText"/>
@@ -20451,8 +20699,8 @@
         <w:t xml:space="preserve">in terms of its variance.</w:t>
       </w:r>
     </w:p>
-    <w:bookmarkEnd w:id="82"/>
-    <w:bookmarkStart w:id="83" w:name="sol-unbiased-mse"/>
+    <w:bookmarkEnd w:id="84"/>
+    <w:bookmarkStart w:id="85" w:name="sol-unbiased-mse"/>
     <w:p>
       <w:pPr>
         <w:pStyle w:val="BodyText"/>
@@ -20791,8 +21039,8 @@
         </m:oMath>
       </m:oMathPara>
     </w:p>
-    <w:bookmarkEnd w:id="83"/>
-    <w:bookmarkStart w:id="86" w:name="thm-unbiased-props"/>
+    <w:bookmarkEnd w:id="85"/>
+    <w:bookmarkStart w:id="88" w:name="thm-unbiased-props"/>
     <w:p>
       <w:pPr>
         <w:pStyle w:val="FirstParagraph"/>
@@ -20864,7 +21112,7 @@
       <w:pPr>
         <w:pStyle w:val="BodyText"/>
       </w:pPr>
-      <w:bookmarkStart w:id="84" w:name="eq-unbiased-exp"/>
+      <w:bookmarkStart w:id="86" w:name="eq-unbiased-exp"/>
       <m:oMathPara>
         <m:oMathParaPr>
           <m:jc m:val="center"/>
@@ -20931,13 +21179,13 @@
           </m:r>
         </m:oMath>
       </m:oMathPara>
-      <w:bookmarkEnd w:id="84"/>
+      <w:bookmarkEnd w:id="86"/>
     </w:p>
     <w:p>
       <w:pPr>
         <w:pStyle w:val="FirstParagraph"/>
       </w:pPr>
-      <w:bookmarkStart w:id="85" w:name="eq-unbiased-mse"/>
+      <w:bookmarkStart w:id="87" w:name="eq-unbiased-mse"/>
       <m:oMathPara>
         <m:oMathParaPr>
           <m:jc m:val="center"/>
@@ -21033,9 +21281,9 @@
           </m:r>
         </m:oMath>
       </m:oMathPara>
-      <w:bookmarkEnd w:id="85"/>
+      <w:bookmarkEnd w:id="87"/>
     </w:p>
-    <w:bookmarkEnd w:id="86"/>
+    <w:bookmarkEnd w:id="88"/>
     <w:p>
       <w:pPr>
         <w:pStyle w:val="FirstParagraph"/>
@@ -21126,7 +21374,7 @@
       <w:r>
         <w:t xml:space="preserve"> </w:t>
       </w:r>
-      <w:hyperlink r:id="rId87">
+      <w:hyperlink r:id="rId89">
         <w:r>
           <w:rPr>
             <w:rStyle w:val="Hyperlink"/>
@@ -21153,8 +21401,8 @@
         <w:t xml:space="preserve">.</w:t>
       </w:r>
     </w:p>
-    <w:bookmarkEnd w:id="88"/>
-    <w:bookmarkStart w:id="91" w:name="mean-absolute-error"/>
+    <w:bookmarkEnd w:id="90"/>
+    <w:bookmarkStart w:id="93" w:name="mean-absolute-error"/>
     <w:p>
       <w:pPr>
         <w:pStyle w:val="Heading3"/>
@@ -21163,7 +21411,7 @@
         <w:t xml:space="preserve">3.7 Population mean absolute error</w:t>
       </w:r>
     </w:p>
-    <w:bookmarkStart w:id="89" w:name="def-mae"/>
+    <w:bookmarkStart w:id="91" w:name="def-mae"/>
     <w:p>
       <w:pPr>
         <w:pStyle w:val="FirstParagraph"/>
@@ -21390,8 +21638,8 @@
         <w:t xml:space="preserve">.</w:t>
       </w:r>
     </w:p>
-    <w:bookmarkEnd w:id="89"/>
-    <w:bookmarkStart w:id="90" w:name="exm-mae-gaussian"/>
+    <w:bookmarkEnd w:id="91"/>
+    <w:bookmarkStart w:id="92" w:name="exm-mae-gaussian"/>
     <w:p>
       <w:pPr>
         <w:pStyle w:val="BodyText"/>
@@ -23797,9 +24045,9 @@
         <w:t xml:space="preserve">).</w:t>
       </w:r>
     </w:p>
-    <w:bookmarkEnd w:id="90"/>
-    <w:bookmarkEnd w:id="91"/>
-    <w:bookmarkStart w:id="105" w:name="standard-error"/>
+    <w:bookmarkEnd w:id="92"/>
+    <w:bookmarkEnd w:id="93"/>
+    <w:bookmarkStart w:id="107" w:name="standard-error"/>
     <w:p>
       <w:pPr>
         <w:pStyle w:val="Heading3"/>
@@ -23808,7 +24056,7 @@
         <w:t xml:space="preserve">3.8 Standard error</w:t>
       </w:r>
     </w:p>
-    <w:bookmarkStart w:id="93" w:name="def-SE"/>
+    <w:bookmarkStart w:id="95" w:name="def-SE"/>
     <w:p>
       <w:pPr>
         <w:pStyle w:val="FirstParagraph"/>
@@ -23866,7 +24114,7 @@
       <w:r>
         <w:t xml:space="preserve"> </w:t>
       </w:r>
-      <w:hyperlink r:id="rId92">
+      <w:hyperlink r:id="rId94">
         <w:r>
           <w:rPr>
             <w:rStyle w:val="Hyperlink"/>
@@ -24011,8 +24259,8 @@
         <w:t xml:space="preserve">.</w:t>
       </w:r>
     </w:p>
-    <w:bookmarkEnd w:id="93"/>
-    <w:bookmarkStart w:id="94" w:name="exm-SE-sample-mean"/>
+    <w:bookmarkEnd w:id="95"/>
+    <w:bookmarkStart w:id="96" w:name="exm-SE-sample-mean"/>
     <w:p>
       <w:pPr>
         <w:pStyle w:val="BodyText"/>
@@ -24324,8 +24572,8 @@
         <w:t xml:space="preserve">.</w:t>
       </w:r>
     </w:p>
-    <w:bookmarkEnd w:id="94"/>
-    <w:bookmarkStart w:id="95" w:name="exr-se-error-sd"/>
+    <w:bookmarkEnd w:id="96"/>
+    <w:bookmarkStart w:id="97" w:name="exr-se-error-sd"/>
     <w:p>
       <w:pPr>
         <w:pStyle w:val="BodyText"/>
@@ -24346,7 +24594,7 @@
       <w:r>
         <w:t xml:space="preserve"> </w:t>
       </w:r>
-      <w:hyperlink r:id="rId92">
+      <w:hyperlink r:id="rId94">
         <w:r>
           <w:rPr>
             <w:rStyle w:val="Hyperlink"/>
@@ -24447,8 +24695,8 @@
         <w:t xml:space="preserve">.</w:t>
       </w:r>
     </w:p>
-    <w:bookmarkEnd w:id="95"/>
-    <w:bookmarkStart w:id="96" w:name="sol-se-error-sd"/>
+    <w:bookmarkEnd w:id="97"/>
+    <w:bookmarkStart w:id="98" w:name="sol-se-error-sd"/>
     <w:p>
       <w:pPr>
         <w:pStyle w:val="BodyText"/>
@@ -24815,8 +25063,8 @@
         </m:oMath>
       </m:oMathPara>
     </w:p>
-    <w:bookmarkEnd w:id="96"/>
-    <w:bookmarkStart w:id="97" w:name="thm-se-error-sd"/>
+    <w:bookmarkEnd w:id="98"/>
+    <w:bookmarkStart w:id="99" w:name="thm-se-error-sd"/>
     <w:p>
       <w:pPr>
         <w:pStyle w:val="FirstParagraph"/>
@@ -24930,7 +25178,7 @@
         </m:oMath>
       </m:oMathPara>
     </w:p>
-    <w:bookmarkEnd w:id="97"/>
+    <w:bookmarkEnd w:id="99"/>
     <w:p>
       <w:pPr>
         <w:pStyle w:val="FirstParagraph"/>
@@ -24963,7 +25211,7 @@
         <w:t xml:space="preserve">.</w:t>
       </w:r>
     </w:p>
-    <w:bookmarkStart w:id="98" w:name="rem-standard-error-name"/>
+    <w:bookmarkStart w:id="100" w:name="rem-standard-error-name"/>
     <w:p>
       <w:pPr>
         <w:pStyle w:val="BodyText"/>
@@ -25073,8 +25321,8 @@
         <w:t xml:space="preserve">so they come up often enough to deserve their own name.</w:t>
       </w:r>
     </w:p>
-    <w:bookmarkEnd w:id="98"/>
-    <w:bookmarkStart w:id="99" w:name="exr-var-mse-bias"/>
+    <w:bookmarkEnd w:id="100"/>
+    <w:bookmarkStart w:id="101" w:name="exr-var-mse-bias"/>
     <w:p>
       <w:pPr>
         <w:pStyle w:val="BodyText"/>
@@ -25244,8 +25492,8 @@
         <w:t xml:space="preserve">.</w:t>
       </w:r>
     </w:p>
-    <w:bookmarkEnd w:id="99"/>
-    <w:bookmarkStart w:id="100" w:name="sol-var-mse-bias"/>
+    <w:bookmarkEnd w:id="101"/>
+    <w:bookmarkStart w:id="102" w:name="sol-var-mse-bias"/>
     <w:p>
       <w:pPr>
         <w:pStyle w:val="BodyText"/>
@@ -26172,8 +26420,8 @@
         </m:oMath>
       </m:oMathPara>
     </w:p>
-    <w:bookmarkEnd w:id="100"/>
-    <w:bookmarkStart w:id="101" w:name="cor-var-mse-bias"/>
+    <w:bookmarkEnd w:id="102"/>
+    <w:bookmarkStart w:id="103" w:name="cor-var-mse-bias"/>
     <w:p>
       <w:pPr>
         <w:pStyle w:val="FirstParagraph"/>
@@ -26368,7 +26616,7 @@
         </m:oMath>
       </m:oMathPara>
     </w:p>
-    <w:bookmarkEnd w:id="101"/>
+    <w:bookmarkEnd w:id="103"/>
     <w:p>
       <w:pPr>
         <w:pStyle w:val="FirstParagraph"/>
@@ -26401,7 +26649,7 @@
         <w:t xml:space="preserve">.</w:t>
       </w:r>
     </w:p>
-    <w:bookmarkStart w:id="102" w:name="exr-se-rmse-unbiased"/>
+    <w:bookmarkStart w:id="104" w:name="exr-se-rmse-unbiased"/>
     <w:p>
       <w:pPr>
         <w:pStyle w:val="BodyText"/>
@@ -26509,8 +26757,8 @@
         <w:t xml:space="preserve">.</w:t>
       </w:r>
     </w:p>
-    <w:bookmarkEnd w:id="102"/>
-    <w:bookmarkStart w:id="103" w:name="sol-se-rmse-unbiased"/>
+    <w:bookmarkEnd w:id="104"/>
+    <w:bookmarkStart w:id="105" w:name="sol-se-rmse-unbiased"/>
     <w:p>
       <w:pPr>
         <w:pStyle w:val="BodyText"/>
@@ -26773,8 +27021,8 @@
         </m:oMath>
       </m:oMathPara>
     </w:p>
-    <w:bookmarkEnd w:id="103"/>
-    <w:bookmarkStart w:id="104" w:name="cor-se-rmse-unbiased"/>
+    <w:bookmarkEnd w:id="105"/>
+    <w:bookmarkStart w:id="106" w:name="cor-se-rmse-unbiased"/>
     <w:p>
       <w:pPr>
         <w:pStyle w:val="FirstParagraph"/>
@@ -26932,7 +27180,7 @@
         </m:oMath>
       </m:oMathPara>
     </w:p>
-    <w:bookmarkEnd w:id="104"/>
+    <w:bookmarkEnd w:id="106"/>
     <w:p>
       <w:pPr>
         <w:pStyle w:val="FirstParagraph"/>
@@ -26965,9 +27213,9 @@
         <w:t xml:space="preserve">.</w:t>
       </w:r>
     </w:p>
-    <w:bookmarkEnd w:id="105"/>
-    <w:bookmarkEnd w:id="106"/>
-    <w:bookmarkStart w:id="139" w:name="references"/>
+    <w:bookmarkEnd w:id="107"/>
+    <w:bookmarkEnd w:id="108"/>
+    <w:bookmarkStart w:id="141" w:name="references"/>
     <w:p>
       <w:pPr>
         <w:pStyle w:val="Heading2"/>
@@ -26976,8 +27224,8 @@
         <w:t xml:space="preserve">References</w:t>
       </w:r>
     </w:p>
-    <w:bookmarkStart w:id="138" w:name="refs"/>
-    <w:bookmarkStart w:id="107" w:name="ref-box_draper_1987"/>
+    <w:bookmarkStart w:id="140" w:name="refs"/>
+    <w:bookmarkStart w:id="109" w:name="ref-box_draper_1987"/>
     <w:p>
       <w:pPr>
         <w:pStyle w:val="Bibliography"/>
@@ -27008,8 +27256,8 @@
         <w:t xml:space="preserve">. in Wiley series in probability and mathematical statistics. Applied probability and statistics. New York: Wiley, 1987.</w:t>
       </w:r>
     </w:p>
-    <w:bookmarkEnd w:id="107"/>
-    <w:bookmarkStart w:id="109" w:name="ref-dunn2018generalized"/>
+    <w:bookmarkEnd w:id="109"/>
+    <w:bookmarkStart w:id="111" w:name="ref-dunn2018generalized"/>
     <w:p>
       <w:pPr>
         <w:pStyle w:val="Bibliography"/>
@@ -27056,7 +27304,7 @@
       <w:r>
         <w:t xml:space="preserve"> </w:t>
       </w:r>
-      <w:hyperlink r:id="rId108">
+      <w:hyperlink r:id="rId110">
         <w:r>
           <w:rPr>
             <w:rStyle w:val="Hyperlink"/>
@@ -27068,8 +27316,8 @@
         <w:t xml:space="preserve">.</w:t>
       </w:r>
     </w:p>
-    <w:bookmarkEnd w:id="109"/>
-    <w:bookmarkStart w:id="111" w:name="ref-van2018flexible"/>
+    <w:bookmarkEnd w:id="111"/>
+    <w:bookmarkStart w:id="113" w:name="ref-van2018flexible"/>
     <w:p>
       <w:pPr>
         <w:pStyle w:val="Bibliography"/>
@@ -27102,7 +27350,7 @@
       <w:r>
         <w:t xml:space="preserve"> </w:t>
       </w:r>
-      <w:hyperlink r:id="rId110">
+      <w:hyperlink r:id="rId112">
         <w:r>
           <w:rPr>
             <w:rStyle w:val="Hyperlink"/>
@@ -27111,8 +27359,8 @@
         </w:r>
       </w:hyperlink>
     </w:p>
-    <w:bookmarkEnd w:id="111"/>
-    <w:bookmarkStart w:id="113" w:name="ref-pohl2021estimands"/>
+    <w:bookmarkEnd w:id="113"/>
+    <w:bookmarkStart w:id="115" w:name="ref-pohl2021estimands"/>
     <w:p>
       <w:pPr>
         <w:pStyle w:val="Bibliography"/>
@@ -27178,7 +27426,7 @@
       <w:r>
         <w:t xml:space="preserve"> </w:t>
       </w:r>
-      <w:hyperlink r:id="rId112">
+      <w:hyperlink r:id="rId114">
         <w:r>
           <w:rPr>
             <w:rStyle w:val="Hyperlink"/>
@@ -27190,8 +27438,8 @@
         <w:t xml:space="preserve">.</w:t>
       </w:r>
     </w:p>
-    <w:bookmarkEnd w:id="113"/>
-    <w:bookmarkStart w:id="115" w:name="ref-lawrance2020estimand"/>
+    <w:bookmarkEnd w:id="115"/>
+    <w:bookmarkStart w:id="117" w:name="ref-lawrance2020estimand"/>
     <w:p>
       <w:pPr>
         <w:pStyle w:val="Bibliography"/>
@@ -27243,7 +27491,7 @@
       <w:r>
         <w:t xml:space="preserve"> </w:t>
       </w:r>
-      <w:hyperlink r:id="rId114">
+      <w:hyperlink r:id="rId116">
         <w:r>
           <w:rPr>
             <w:rStyle w:val="Hyperlink"/>
@@ -27255,8 +27503,8 @@
         <w:t xml:space="preserve">.</w:t>
       </w:r>
     </w:p>
-    <w:bookmarkEnd w:id="115"/>
-    <w:bookmarkStart w:id="117" w:name="ref-wikipedia_estimand"/>
+    <w:bookmarkEnd w:id="117"/>
+    <w:bookmarkStart w:id="119" w:name="ref-wikipedia_estimand"/>
     <w:p>
       <w:pPr>
         <w:pStyle w:val="Bibliography"/>
@@ -27303,7 +27551,7 @@
       <w:r>
         <w:t xml:space="preserve"> </w:t>
       </w:r>
-      <w:hyperlink r:id="rId116">
+      <w:hyperlink r:id="rId118">
         <w:r>
           <w:rPr>
             <w:rStyle w:val="Hyperlink"/>
@@ -27312,8 +27560,8 @@
         </w:r>
       </w:hyperlink>
     </w:p>
-    <w:bookmarkEnd w:id="117"/>
-    <w:bookmarkStart w:id="119" w:name="ref-wikipedia_estimator"/>
+    <w:bookmarkEnd w:id="119"/>
+    <w:bookmarkStart w:id="121" w:name="ref-wikipedia_estimator"/>
     <w:p>
       <w:pPr>
         <w:pStyle w:val="Bibliography"/>
@@ -27360,7 +27608,7 @@
       <w:r>
         <w:t xml:space="preserve"> </w:t>
       </w:r>
-      <w:hyperlink r:id="rId118">
+      <w:hyperlink r:id="rId120">
         <w:r>
           <w:rPr>
             <w:rStyle w:val="Hyperlink"/>
@@ -27369,8 +27617,8 @@
         </w:r>
       </w:hyperlink>
     </w:p>
-    <w:bookmarkEnd w:id="119"/>
-    <w:bookmarkStart w:id="121" w:name="ref-wikipedia_sampling_distribution"/>
+    <w:bookmarkEnd w:id="121"/>
+    <w:bookmarkStart w:id="123" w:name="ref-wikipedia_sampling_distribution"/>
     <w:p>
       <w:pPr>
         <w:pStyle w:val="Bibliography"/>
@@ -27417,7 +27665,7 @@
       <w:r>
         <w:t xml:space="preserve"> </w:t>
       </w:r>
-      <w:hyperlink r:id="rId120">
+      <w:hyperlink r:id="rId122">
         <w:r>
           <w:rPr>
             <w:rStyle w:val="Hyperlink"/>
@@ -27426,8 +27674,8 @@
         </w:r>
       </w:hyperlink>
     </w:p>
-    <w:bookmarkEnd w:id="121"/>
-    <w:bookmarkStart w:id="122" w:name="ref-hoggtanis2015"/>
+    <w:bookmarkEnd w:id="123"/>
+    <w:bookmarkStart w:id="124" w:name="ref-hoggtanis2015"/>
     <w:p>
       <w:pPr>
         <w:pStyle w:val="Bibliography"/>
@@ -27458,8 +27706,8 @@
         <w:t xml:space="preserve">, Tenth edition. Boston: Pearson, 2019.</w:t>
       </w:r>
     </w:p>
-    <w:bookmarkEnd w:id="122"/>
-    <w:bookmarkStart w:id="124" w:name="ref-CaseBerg01"/>
+    <w:bookmarkEnd w:id="124"/>
+    <w:bookmarkStart w:id="126" w:name="ref-CaseBerg01"/>
     <w:p>
       <w:pPr>
         <w:pStyle w:val="Bibliography"/>
@@ -27492,7 +27740,7 @@
       <w:r>
         <w:t xml:space="preserve"> </w:t>
       </w:r>
-      <w:hyperlink r:id="rId123">
+      <w:hyperlink r:id="rId125">
         <w:r>
           <w:rPr>
             <w:rStyle w:val="Hyperlink"/>
@@ -27501,8 +27749,8 @@
         </w:r>
       </w:hyperlink>
     </w:p>
-    <w:bookmarkEnd w:id="124"/>
-    <w:bookmarkStart w:id="125" w:name="ref-rice2007mathematical"/>
+    <w:bookmarkEnd w:id="126"/>
+    <w:bookmarkStart w:id="127" w:name="ref-rice2007mathematical"/>
     <w:p>
       <w:pPr>
         <w:pStyle w:val="Bibliography"/>
@@ -27533,8 +27781,8 @@
         <w:t xml:space="preserve">, 3rd ed. Belmont, CA: Cengage Learning, 2007.</w:t>
       </w:r>
     </w:p>
-    <w:bookmarkEnd w:id="125"/>
-    <w:bookmarkStart w:id="127" w:name="ref-wikipedia_bias_of_an_estimator"/>
+    <w:bookmarkEnd w:id="127"/>
+    <w:bookmarkStart w:id="129" w:name="ref-wikipedia_bias_of_an_estimator"/>
     <w:p>
       <w:pPr>
         <w:pStyle w:val="Bibliography"/>
@@ -27581,7 +27829,7 @@
       <w:r>
         <w:t xml:space="preserve"> </w:t>
       </w:r>
-      <w:hyperlink r:id="rId126">
+      <w:hyperlink r:id="rId128">
         <w:r>
           <w:rPr>
             <w:rStyle w:val="Hyperlink"/>
@@ -27590,8 +27838,8 @@
         </w:r>
       </w:hyperlink>
     </w:p>
-    <w:bookmarkEnd w:id="127"/>
-    <w:bookmarkStart w:id="129" w:name="ref-wikipedia_mean_squared_error"/>
+    <w:bookmarkEnd w:id="129"/>
+    <w:bookmarkStart w:id="131" w:name="ref-wikipedia_mean_squared_error"/>
     <w:p>
       <w:pPr>
         <w:pStyle w:val="Bibliography"/>
@@ -27638,7 +27886,7 @@
       <w:r>
         <w:t xml:space="preserve"> </w:t>
       </w:r>
-      <w:hyperlink r:id="rId128">
+      <w:hyperlink r:id="rId130">
         <w:r>
           <w:rPr>
             <w:rStyle w:val="Hyperlink"/>
@@ -27647,8 +27895,8 @@
         </w:r>
       </w:hyperlink>
     </w:p>
-    <w:bookmarkEnd w:id="129"/>
-    <w:bookmarkStart w:id="131" w:name="ref-wikipedia_root_mean_square_deviation"/>
+    <w:bookmarkEnd w:id="131"/>
+    <w:bookmarkStart w:id="133" w:name="ref-wikipedia_root_mean_square_deviation"/>
     <w:p>
       <w:pPr>
         <w:pStyle w:val="Bibliography"/>
@@ -27695,7 +27943,7 @@
       <w:r>
         <w:t xml:space="preserve"> </w:t>
       </w:r>
-      <w:hyperlink r:id="rId130">
+      <w:hyperlink r:id="rId132">
         <w:r>
           <w:rPr>
             <w:rStyle w:val="Hyperlink"/>
@@ -27704,8 +27952,8 @@
         </w:r>
       </w:hyperlink>
     </w:p>
-    <w:bookmarkEnd w:id="131"/>
-    <w:bookmarkStart w:id="133" w:name="ref-fiveminuteai_probstat"/>
+    <w:bookmarkEnd w:id="133"/>
+    <w:bookmarkStart w:id="135" w:name="ref-fiveminuteai_probstat"/>
     <w:p>
       <w:pPr>
         <w:pStyle w:val="Bibliography"/>
@@ -27737,7 +27985,7 @@
       <w:r>
         <w:t xml:space="preserve"> </w:t>
       </w:r>
-      <w:hyperlink r:id="rId132">
+      <w:hyperlink r:id="rId134">
         <w:r>
           <w:rPr>
             <w:rStyle w:val="Hyperlink"/>
@@ -27746,8 +27994,8 @@
         </w:r>
       </w:hyperlink>
     </w:p>
-    <w:bookmarkEnd w:id="133"/>
-    <w:bookmarkStart w:id="135" w:name="ref-wikipedia_mean_absolute_error"/>
+    <w:bookmarkEnd w:id="135"/>
+    <w:bookmarkStart w:id="137" w:name="ref-wikipedia_mean_absolute_error"/>
     <w:p>
       <w:pPr>
         <w:pStyle w:val="Bibliography"/>
@@ -27794,7 +28042,7 @@
       <w:r>
         <w:t xml:space="preserve"> </w:t>
       </w:r>
-      <w:hyperlink r:id="rId134">
+      <w:hyperlink r:id="rId136">
         <w:r>
           <w:rPr>
             <w:rStyle w:val="Hyperlink"/>
@@ -27803,8 +28051,8 @@
         </w:r>
       </w:hyperlink>
     </w:p>
-    <w:bookmarkEnd w:id="135"/>
-    <w:bookmarkStart w:id="137" w:name="ref-wikipedia_standard_error"/>
+    <w:bookmarkEnd w:id="137"/>
+    <w:bookmarkStart w:id="139" w:name="ref-wikipedia_standard_error"/>
     <w:p>
       <w:pPr>
         <w:pStyle w:val="Bibliography"/>
@@ -27851,7 +28099,7 @@
       <w:r>
         <w:t xml:space="preserve"> </w:t>
       </w:r>
-      <w:hyperlink r:id="rId136">
+      <w:hyperlink r:id="rId138">
         <w:r>
           <w:rPr>
             <w:rStyle w:val="Hyperlink"/>
@@ -27860,9 +28108,9 @@
         </w:r>
       </w:hyperlink>
     </w:p>
-    <w:bookmarkEnd w:id="137"/>
-    <w:bookmarkEnd w:id="138"/>
     <w:bookmarkEnd w:id="139"/>
+    <w:bookmarkEnd w:id="140"/>
+    <w:bookmarkEnd w:id="141"/>
     <w:sectPr>
       <w:footnotePr>
         <w:numRestart w:val="eachSect"/>
